--- a/atelier/atelier_017.docx
+++ b/atelier/atelier_017.docx
@@ -445,7 +445,7 @@
           </w:tcPr>
           <w:p>
             <w:r>
-              <w:t xml:space="preserve">Prolonge le RACI delivery (atelier #16) sur les décisions du quotidien</w:t>
+              <w:t xml:space="preserve">Prolonge le RACI delivery sur les décisions du quotidien</w:t>
             </w:r>
           </w:p>
         </w:tc>
@@ -464,7 +464,7 @@
         <w:spacing w:after="120"/>
       </w:pPr>
       <w:r>
-        <w:t xml:space="preserve">Le RACI (#16) a clarifié l'Accountable des grandes activités de delivery. Mais le flux quotidien est ralenti par une foule de micro-décisions dont personne ne sait, sur le moment, qui les tranche : « je peux merger sans attendre le second reviewer ? », « on contacte le support N3 maintenant ou on attend ? », « je rollback ou j'attends que ça se stabilise ? ». Chacune de ces hésitations est un point d'arrêt dans le flux. Le sujet n'est pas de refaire le RACI mais de descendre au niveau des décisions opérationnelles récurrentes et de définir, pour chacune, qui décide et selon quelle règle — pour que le flux ne s'arrête plus à chaque carrefour.</w:t>
+        <w:t xml:space="preserve">Le RACI a clarifié l'Accountable des grandes activités de delivery. Mais le flux quotidien est ralenti par une foule de micro-décisions dont personne ne sait, sur le moment, qui les tranche : « je peux merger sans attendre le second reviewer ? », « on contacte le support N3 maintenant ou on attend ? », « je rollback ou j'attends que ça se stabilise ? ». Chacune de ces hésitations est un point d'arrêt dans le flux. Le sujet n'est pas de refaire le RACI mais de descendre au niveau des décisions opérationnelles récurrentes et de définir, pour chacune, qui décide et selon quelle règle — pour que le flux ne s'arrête plus à chaque carrefour.</w:t>
       </w:r>
     </w:p>
     <w:p>
